--- a/thesis/titlepage.docx
+++ b/thesis/titlepage.docx
@@ -315,6 +315,38 @@
       <w:r>
         <w:rPr/>
         <w:t>Jacopo Chergui</w:t>
+      </w:r>
+    </w:p>
+    <w:p>
+      <w:pPr>
+        <w:pStyle w:val="BodyText"/>
+        <w:jc w:val="center"/>
+        <w:rPr>
+          <w:b/>
+          <w:bCs/>
+        </w:rPr>
+      </w:pPr>
+      <w:r>
+        <w:rPr>
+          <w:b/>
+          <w:bCs/>
+        </w:rPr>
+      </w:r>
+    </w:p>
+    <w:p>
+      <w:pPr>
+        <w:pStyle w:val="BodyText"/>
+        <w:jc w:val="center"/>
+        <w:rPr>
+          <w:b/>
+          <w:bCs/>
+        </w:rPr>
+      </w:pPr>
+      <w:r>
+        <w:rPr>
+          <w:b/>
+          <w:bCs/>
+        </w:rPr>
       </w:r>
     </w:p>
     <w:p>
